--- a/ONNX_export_report (1).docx
+++ b/ONNX_export_report (1).docx
@@ -1286,7 +1286,7 @@
     <w:p>
       <w:pPr/>
       <w:r>
-        <w:t xml:space="preserve">На gpu28 ONNX fp16 обрабатывает на 39% больше кадров в секунду, чем PyTorch fp32 (42.3 против 30.5), и даёт стабильную задержку (p95 27.7 мс против 91.1 мс). При этом медиана хуже (22.9 против 18.1 мс), а mAP ниже на 1.7 п.п., AP на маленьких объектах падает с 0.107 до 0.030. Пока причина расхождения с PyTorch не найдена, ONNX-версия к замене mmdet не готова.</w:t>
+        <w:t xml:space="preserve">Классический экспорт одним графом совпал с PyTorch по точности: mAP 0.4984 у обоих на чекпойнте train7. Он обрабатывает 50 кадров/с против 29.6 у PyTorch и не даёт ни одного медленного кадра. По медиане PyTorch пока быстрее (16.3 против 19.7 мс), но у него 23% кадров идут вдвое медленнее медианы, p95 103 мс. Двухграфовая версия (fp16, train2) теряла 1.7 п.п. mAP из-за ошибки в переписанной логике stage1/stage2.</w:t>
       </w:r>
     </w:p>
     <w:p>
@@ -1296,6 +1296,1229 @@
           <w:b/>
         </w:rPr>
         <w:t xml:space="preserve">Скорость и память (батч 1)</w:t>
+      </w:r>
+    </w:p>
+    <w:tbl>
+      <w:tblPr>
+        <w:tblStyle w:val="TableGrid"/>
+        <w:tblW w:w="0" w:type="auto"/>
+        <w:tblLayout w:type="fixed"/>
+        <w:tblLook w:val="04A0" w:firstRow="1" w:lastRow="0" w:firstColumn="0" w:lastColumn="0" w:noHBand="0" w:noVBand="1"/>
+      </w:tblPr>
+      <w:tblGrid>
+        <w:gridCol w:w="850"/>
+        <w:gridCol w:w="850"/>
+        <w:gridCol w:w="850"/>
+        <w:gridCol w:w="850"/>
+        <w:gridCol w:w="850"/>
+        <w:gridCol w:w="850"/>
+        <w:gridCol w:w="850"/>
+        <w:gridCol w:w="850"/>
+        <w:gridCol w:w="850"/>
+        <w:gridCol w:w="850"/>
+        <w:gridCol w:w="850"/>
+      </w:tblGrid>
+      <w:tr>
+        <w:trPr>
+          <w:tblHeader/>
+        </w:trPr>
+        <w:tc>
+          <w:tcPr>
+            <w:tcW w:w="850" w:type="dxa"/>
+            <w:shd w:val="clear" w:color="auto" w:fill="F2F2F2"/>
+          </w:tcPr>
+          <w:p>
+            <w:pPr/>
+            <w:r>
+              <w:t xml:space="preserve">Нода</w:t>
+            </w:r>
+          </w:p>
+        </w:tc>
+        <w:tc>
+          <w:tcPr>
+            <w:tcW w:w="850" w:type="dxa"/>
+            <w:shd w:val="clear" w:color="auto" w:fill="F2F2F2"/>
+          </w:tcPr>
+          <w:p>
+            <w:pPr/>
+            <w:r>
+              <w:t xml:space="preserve">Чекпойнт</w:t>
+            </w:r>
+          </w:p>
+        </w:tc>
+        <w:tc>
+          <w:tcPr>
+            <w:tcW w:w="850" w:type="dxa"/>
+            <w:shd w:val="clear" w:color="auto" w:fill="F2F2F2"/>
+          </w:tcPr>
+          <w:p>
+            <w:pPr/>
+            <w:r>
+              <w:t xml:space="preserve">Вариант</w:t>
+            </w:r>
+          </w:p>
+        </w:tc>
+        <w:tc>
+          <w:tcPr>
+            <w:tcW w:w="850" w:type="dxa"/>
+            <w:shd w:val="clear" w:color="auto" w:fill="F2F2F2"/>
+          </w:tcPr>
+          <w:p>
+            <w:pPr/>
+            <w:r>
+              <w:t xml:space="preserve">mean, мс</w:t>
+            </w:r>
+          </w:p>
+        </w:tc>
+        <w:tc>
+          <w:tcPr>
+            <w:tcW w:w="850" w:type="dxa"/>
+            <w:shd w:val="clear" w:color="auto" w:fill="F2F2F2"/>
+          </w:tcPr>
+          <w:p>
+            <w:pPr/>
+            <w:r>
+              <w:t xml:space="preserve">p50, мс</w:t>
+            </w:r>
+          </w:p>
+        </w:tc>
+        <w:tc>
+          <w:tcPr>
+            <w:tcW w:w="850" w:type="dxa"/>
+            <w:shd w:val="clear" w:color="auto" w:fill="F2F2F2"/>
+          </w:tcPr>
+          <w:p>
+            <w:pPr/>
+            <w:r>
+              <w:t xml:space="preserve">p95, мс</w:t>
+            </w:r>
+          </w:p>
+        </w:tc>
+        <w:tc>
+          <w:tcPr>
+            <w:tcW w:w="850" w:type="dxa"/>
+            <w:shd w:val="clear" w:color="auto" w:fill="F2F2F2"/>
+          </w:tcPr>
+          <w:p>
+            <w:pPr/>
+            <w:r>
+              <w:t xml:space="preserve">p99, мс</w:t>
+            </w:r>
+          </w:p>
+        </w:tc>
+        <w:tc>
+          <w:tcPr>
+            <w:tcW w:w="850" w:type="dxa"/>
+            <w:shd w:val="clear" w:color="auto" w:fill="F2F2F2"/>
+          </w:tcPr>
+          <w:p>
+            <w:pPr/>
+            <w:r>
+              <w:t xml:space="preserve">Кадров &gt; 2× медианы</w:t>
+            </w:r>
+          </w:p>
+        </w:tc>
+        <w:tc>
+          <w:tcPr>
+            <w:tcW w:w="850" w:type="dxa"/>
+            <w:shd w:val="clear" w:color="auto" w:fill="F2F2F2"/>
+          </w:tcPr>
+          <w:p>
+            <w:pPr/>
+            <w:r>
+              <w:t xml:space="preserve">Кадр/с</w:t>
+            </w:r>
+          </w:p>
+        </w:tc>
+        <w:tc>
+          <w:tcPr>
+            <w:tcW w:w="850" w:type="dxa"/>
+            <w:shd w:val="clear" w:color="auto" w:fill="F2F2F2"/>
+          </w:tcPr>
+          <w:p>
+            <w:pPr/>
+            <w:r>
+              <w:t xml:space="preserve">Запуск, с</w:t>
+            </w:r>
+          </w:p>
+        </w:tc>
+        <w:tc>
+          <w:tcPr>
+            <w:tcW w:w="850" w:type="dxa"/>
+            <w:shd w:val="clear" w:color="auto" w:fill="F2F2F2"/>
+          </w:tcPr>
+          <w:p>
+            <w:pPr/>
+            <w:r>
+              <w:t xml:space="preserve">Память GPU, МБ</w:t>
+            </w:r>
+          </w:p>
+        </w:tc>
+      </w:tr>
+      <w:tr>
+        <w:tc>
+          <w:tcPr>
+            <w:tcW w:w="850" w:type="dxa"/>
+          </w:tcPr>
+          <w:p>
+            <w:pPr/>
+            <w:r>
+              <w:t xml:space="preserve">gpu28</w:t>
+            </w:r>
+          </w:p>
+        </w:tc>
+        <w:tc>
+          <w:tcPr>
+            <w:tcW w:w="850" w:type="dxa"/>
+          </w:tcPr>
+          <w:p>
+            <w:pPr/>
+            <w:r>
+              <w:t xml:space="preserve">train7</w:t>
+            </w:r>
+          </w:p>
+        </w:tc>
+        <w:tc>
+          <w:tcPr>
+            <w:tcW w:w="850" w:type="dxa"/>
+          </w:tcPr>
+          <w:p>
+            <w:pPr/>
+            <w:r>
+              <w:t xml:space="preserve">PyTorch fp32</w:t>
+            </w:r>
+          </w:p>
+        </w:tc>
+        <w:tc>
+          <w:tcPr>
+            <w:tcW w:w="850" w:type="dxa"/>
+          </w:tcPr>
+          <w:p>
+            <w:pPr/>
+            <w:r>
+              <w:t xml:space="preserve">33.73</w:t>
+            </w:r>
+          </w:p>
+        </w:tc>
+        <w:tc>
+          <w:tcPr>
+            <w:tcW w:w="850" w:type="dxa"/>
+          </w:tcPr>
+          <w:p>
+            <w:pPr/>
+            <w:r>
+              <w:t xml:space="preserve">16.26</w:t>
+            </w:r>
+          </w:p>
+        </w:tc>
+        <w:tc>
+          <w:tcPr>
+            <w:tcW w:w="850" w:type="dxa"/>
+          </w:tcPr>
+          <w:p>
+            <w:pPr/>
+            <w:r>
+              <w:t xml:space="preserve">102.97</w:t>
+            </w:r>
+          </w:p>
+        </w:tc>
+        <w:tc>
+          <w:tcPr>
+            <w:tcW w:w="850" w:type="dxa"/>
+          </w:tcPr>
+          <w:p>
+            <w:pPr/>
+            <w:r>
+              <w:t xml:space="preserve">113.31</w:t>
+            </w:r>
+          </w:p>
+        </w:tc>
+        <w:tc>
+          <w:tcPr>
+            <w:tcW w:w="850" w:type="dxa"/>
+          </w:tcPr>
+          <w:p>
+            <w:pPr/>
+            <w:r>
+              <w:t xml:space="preserve">69 из 300</w:t>
+            </w:r>
+          </w:p>
+        </w:tc>
+        <w:tc>
+          <w:tcPr>
+            <w:tcW w:w="850" w:type="dxa"/>
+          </w:tcPr>
+          <w:p>
+            <w:pPr/>
+            <w:r>
+              <w:t xml:space="preserve">29.63</w:t>
+            </w:r>
+          </w:p>
+        </w:tc>
+        <w:tc>
+          <w:tcPr>
+            <w:tcW w:w="850" w:type="dxa"/>
+          </w:tcPr>
+          <w:p>
+            <w:pPr/>
+            <w:r>
+              <w:t xml:space="preserve">12.36</w:t>
+            </w:r>
+          </w:p>
+        </w:tc>
+        <w:tc>
+          <w:tcPr>
+            <w:tcW w:w="850" w:type="dxa"/>
+          </w:tcPr>
+          <w:p>
+            <w:pPr/>
+          </w:p>
+        </w:tc>
+      </w:tr>
+      <w:tr>
+        <w:tc>
+          <w:tcPr>
+            <w:tcW w:w="850" w:type="dxa"/>
+          </w:tcPr>
+          <w:p>
+            <w:pPr/>
+            <w:r>
+              <w:t xml:space="preserve">gpu28</w:t>
+            </w:r>
+          </w:p>
+        </w:tc>
+        <w:tc>
+          <w:tcPr>
+            <w:tcW w:w="850" w:type="dxa"/>
+          </w:tcPr>
+          <w:p>
+            <w:pPr/>
+            <w:r>
+              <w:t xml:space="preserve">train7</w:t>
+            </w:r>
+          </w:p>
+        </w:tc>
+        <w:tc>
+          <w:tcPr>
+            <w:tcW w:w="850" w:type="dxa"/>
+          </w:tcPr>
+          <w:p>
+            <w:pPr/>
+            <w:r>
+              <w:t xml:space="preserve">ONNX fp32, 1 граф</w:t>
+            </w:r>
+          </w:p>
+        </w:tc>
+        <w:tc>
+          <w:tcPr>
+            <w:tcW w:w="850" w:type="dxa"/>
+          </w:tcPr>
+          <w:p>
+            <w:pPr/>
+            <w:r>
+              <w:t xml:space="preserve">19.95</w:t>
+            </w:r>
+          </w:p>
+        </w:tc>
+        <w:tc>
+          <w:tcPr>
+            <w:tcW w:w="850" w:type="dxa"/>
+          </w:tcPr>
+          <w:p>
+            <w:pPr/>
+            <w:r>
+              <w:t xml:space="preserve">19.66</w:t>
+            </w:r>
+          </w:p>
+        </w:tc>
+        <w:tc>
+          <w:tcPr>
+            <w:tcW w:w="850" w:type="dxa"/>
+          </w:tcPr>
+          <w:p>
+            <w:pPr/>
+            <w:r>
+              <w:t xml:space="preserve">21.81</w:t>
+            </w:r>
+          </w:p>
+        </w:tc>
+        <w:tc>
+          <w:tcPr>
+            <w:tcW w:w="850" w:type="dxa"/>
+          </w:tcPr>
+          <w:p>
+            <w:pPr/>
+            <w:r>
+              <w:t xml:space="preserve">25.88</w:t>
+            </w:r>
+          </w:p>
+        </w:tc>
+        <w:tc>
+          <w:tcPr>
+            <w:tcW w:w="850" w:type="dxa"/>
+          </w:tcPr>
+          <w:p>
+            <w:pPr/>
+            <w:r>
+              <w:t xml:space="preserve">0 из 300</w:t>
+            </w:r>
+          </w:p>
+        </w:tc>
+        <w:tc>
+          <w:tcPr>
+            <w:tcW w:w="850" w:type="dxa"/>
+          </w:tcPr>
+          <w:p>
+            <w:pPr/>
+            <w:r>
+              <w:t xml:space="preserve">50.05</w:t>
+            </w:r>
+          </w:p>
+        </w:tc>
+        <w:tc>
+          <w:tcPr>
+            <w:tcW w:w="850" w:type="dxa"/>
+          </w:tcPr>
+          <w:p>
+            <w:pPr/>
+            <w:r>
+              <w:t xml:space="preserve">1.12</w:t>
+            </w:r>
+          </w:p>
+        </w:tc>
+        <w:tc>
+          <w:tcPr>
+            <w:tcW w:w="850" w:type="dxa"/>
+          </w:tcPr>
+          <w:p>
+            <w:pPr/>
+          </w:p>
+        </w:tc>
+      </w:tr>
+      <w:tr>
+        <w:tc>
+          <w:tcPr>
+            <w:tcW w:w="850" w:type="dxa"/>
+          </w:tcPr>
+          <w:p>
+            <w:pPr/>
+            <w:r>
+              <w:t xml:space="preserve">gpu28</w:t>
+            </w:r>
+          </w:p>
+        </w:tc>
+        <w:tc>
+          <w:tcPr>
+            <w:tcW w:w="850" w:type="dxa"/>
+          </w:tcPr>
+          <w:p>
+            <w:pPr/>
+            <w:r>
+              <w:t xml:space="preserve">train2</w:t>
+            </w:r>
+          </w:p>
+        </w:tc>
+        <w:tc>
+          <w:tcPr>
+            <w:tcW w:w="850" w:type="dxa"/>
+          </w:tcPr>
+          <w:p>
+            <w:pPr/>
+            <w:r>
+              <w:t xml:space="preserve">PyTorch fp32</w:t>
+            </w:r>
+          </w:p>
+        </w:tc>
+        <w:tc>
+          <w:tcPr>
+            <w:tcW w:w="850" w:type="dxa"/>
+          </w:tcPr>
+          <w:p>
+            <w:pPr/>
+            <w:r>
+              <w:t xml:space="preserve">32.76</w:t>
+            </w:r>
+          </w:p>
+        </w:tc>
+        <w:tc>
+          <w:tcPr>
+            <w:tcW w:w="850" w:type="dxa"/>
+          </w:tcPr>
+          <w:p>
+            <w:pPr/>
+            <w:r>
+              <w:t xml:space="preserve">18.11</w:t>
+            </w:r>
+          </w:p>
+        </w:tc>
+        <w:tc>
+          <w:tcPr>
+            <w:tcW w:w="850" w:type="dxa"/>
+          </w:tcPr>
+          <w:p>
+            <w:pPr/>
+            <w:r>
+              <w:t xml:space="preserve">91.12</w:t>
+            </w:r>
+          </w:p>
+        </w:tc>
+        <w:tc>
+          <w:tcPr>
+            <w:tcW w:w="850" w:type="dxa"/>
+          </w:tcPr>
+          <w:p>
+            <w:pPr/>
+            <w:r>
+              <w:t xml:space="preserve">99.22</w:t>
+            </w:r>
+          </w:p>
+        </w:tc>
+        <w:tc>
+          <w:tcPr>
+            <w:tcW w:w="850" w:type="dxa"/>
+          </w:tcPr>
+          <w:p>
+            <w:pPr/>
+          </w:p>
+        </w:tc>
+        <w:tc>
+          <w:tcPr>
+            <w:tcW w:w="850" w:type="dxa"/>
+          </w:tcPr>
+          <w:p>
+            <w:pPr/>
+            <w:r>
+              <w:t xml:space="preserve">30.51</w:t>
+            </w:r>
+          </w:p>
+        </w:tc>
+        <w:tc>
+          <w:tcPr>
+            <w:tcW w:w="850" w:type="dxa"/>
+          </w:tcPr>
+          <w:p>
+            <w:pPr/>
+            <w:r>
+              <w:t xml:space="preserve">9.14</w:t>
+            </w:r>
+          </w:p>
+        </w:tc>
+        <w:tc>
+          <w:tcPr>
+            <w:tcW w:w="850" w:type="dxa"/>
+          </w:tcPr>
+          <w:p>
+            <w:pPr/>
+          </w:p>
+        </w:tc>
+      </w:tr>
+      <w:tr>
+        <w:tc>
+          <w:tcPr>
+            <w:tcW w:w="850" w:type="dxa"/>
+          </w:tcPr>
+          <w:p>
+            <w:pPr/>
+            <w:r>
+              <w:t xml:space="preserve">gpu28</w:t>
+            </w:r>
+          </w:p>
+        </w:tc>
+        <w:tc>
+          <w:tcPr>
+            <w:tcW w:w="850" w:type="dxa"/>
+          </w:tcPr>
+          <w:p>
+            <w:pPr/>
+            <w:r>
+              <w:t xml:space="preserve">train2</w:t>
+            </w:r>
+          </w:p>
+        </w:tc>
+        <w:tc>
+          <w:tcPr>
+            <w:tcW w:w="850" w:type="dxa"/>
+          </w:tcPr>
+          <w:p>
+            <w:pPr/>
+            <w:r>
+              <w:t xml:space="preserve">ONNX fp16, 2 графа</w:t>
+            </w:r>
+          </w:p>
+        </w:tc>
+        <w:tc>
+          <w:tcPr>
+            <w:tcW w:w="850" w:type="dxa"/>
+          </w:tcPr>
+          <w:p>
+            <w:pPr/>
+            <w:r>
+              <w:t xml:space="preserve">23.61</w:t>
+            </w:r>
+          </w:p>
+        </w:tc>
+        <w:tc>
+          <w:tcPr>
+            <w:tcW w:w="850" w:type="dxa"/>
+          </w:tcPr>
+          <w:p>
+            <w:pPr/>
+            <w:r>
+              <w:t xml:space="preserve">22.93</w:t>
+            </w:r>
+          </w:p>
+        </w:tc>
+        <w:tc>
+          <w:tcPr>
+            <w:tcW w:w="850" w:type="dxa"/>
+          </w:tcPr>
+          <w:p>
+            <w:pPr/>
+            <w:r>
+              <w:t xml:space="preserve">27.70</w:t>
+            </w:r>
+          </w:p>
+        </w:tc>
+        <w:tc>
+          <w:tcPr>
+            <w:tcW w:w="850" w:type="dxa"/>
+          </w:tcPr>
+          <w:p>
+            <w:pPr/>
+            <w:r>
+              <w:t xml:space="preserve">29.64</w:t>
+            </w:r>
+          </w:p>
+        </w:tc>
+        <w:tc>
+          <w:tcPr>
+            <w:tcW w:w="850" w:type="dxa"/>
+          </w:tcPr>
+          <w:p>
+            <w:pPr/>
+          </w:p>
+        </w:tc>
+        <w:tc>
+          <w:tcPr>
+            <w:tcW w:w="850" w:type="dxa"/>
+          </w:tcPr>
+          <w:p>
+            <w:pPr/>
+            <w:r>
+              <w:t xml:space="preserve">42.31</w:t>
+            </w:r>
+          </w:p>
+        </w:tc>
+        <w:tc>
+          <w:tcPr>
+            <w:tcW w:w="850" w:type="dxa"/>
+          </w:tcPr>
+          <w:p>
+            <w:pPr/>
+            <w:r>
+              <w:t xml:space="preserve">0.76</w:t>
+            </w:r>
+          </w:p>
+        </w:tc>
+        <w:tc>
+          <w:tcPr>
+            <w:tcW w:w="850" w:type="dxa"/>
+          </w:tcPr>
+          <w:p>
+            <w:pPr/>
+          </w:p>
+        </w:tc>
+      </w:tr>
+      <w:tr>
+        <w:tc>
+          <w:tcPr>
+            <w:tcW w:w="850" w:type="dxa"/>
+          </w:tcPr>
+          <w:p>
+            <w:pPr/>
+            <w:r>
+              <w:t xml:space="preserve">gpu28</w:t>
+            </w:r>
+          </w:p>
+        </w:tc>
+        <w:tc>
+          <w:tcPr>
+            <w:tcW w:w="850" w:type="dxa"/>
+          </w:tcPr>
+          <w:p>
+            <w:pPr/>
+          </w:p>
+        </w:tc>
+        <w:tc>
+          <w:tcPr>
+            <w:tcW w:w="850" w:type="dxa"/>
+          </w:tcPr>
+          <w:p>
+            <w:pPr/>
+            <w:r>
+              <w:t xml:space="preserve">mmdet Faster R-CNN R50 (прод)</w:t>
+            </w:r>
+          </w:p>
+        </w:tc>
+        <w:tc>
+          <w:tcPr>
+            <w:tcW w:w="850" w:type="dxa"/>
+          </w:tcPr>
+          <w:p>
+            <w:pPr/>
+          </w:p>
+        </w:tc>
+        <w:tc>
+          <w:tcPr>
+            <w:tcW w:w="850" w:type="dxa"/>
+          </w:tcPr>
+          <w:p>
+            <w:pPr/>
+          </w:p>
+        </w:tc>
+        <w:tc>
+          <w:tcPr>
+            <w:tcW w:w="850" w:type="dxa"/>
+          </w:tcPr>
+          <w:p>
+            <w:pPr/>
+          </w:p>
+        </w:tc>
+        <w:tc>
+          <w:tcPr>
+            <w:tcW w:w="850" w:type="dxa"/>
+          </w:tcPr>
+          <w:p>
+            <w:pPr/>
+          </w:p>
+        </w:tc>
+        <w:tc>
+          <w:tcPr>
+            <w:tcW w:w="850" w:type="dxa"/>
+          </w:tcPr>
+          <w:p>
+            <w:pPr/>
+          </w:p>
+        </w:tc>
+        <w:tc>
+          <w:tcPr>
+            <w:tcW w:w="850" w:type="dxa"/>
+          </w:tcPr>
+          <w:p>
+            <w:pPr/>
+          </w:p>
+        </w:tc>
+        <w:tc>
+          <w:tcPr>
+            <w:tcW w:w="850" w:type="dxa"/>
+          </w:tcPr>
+          <w:p>
+            <w:pPr/>
+          </w:p>
+        </w:tc>
+        <w:tc>
+          <w:tcPr>
+            <w:tcW w:w="850" w:type="dxa"/>
+          </w:tcPr>
+          <w:p>
+            <w:pPr/>
+          </w:p>
+        </w:tc>
+      </w:tr>
+      <w:tr>
+        <w:tc>
+          <w:tcPr>
+            <w:tcW w:w="850" w:type="dxa"/>
+          </w:tcPr>
+          <w:p>
+            <w:pPr/>
+            <w:r>
+              <w:t xml:space="preserve">gpu28</w:t>
+            </w:r>
+          </w:p>
+        </w:tc>
+        <w:tc>
+          <w:tcPr>
+            <w:tcW w:w="850" w:type="dxa"/>
+          </w:tcPr>
+          <w:p>
+            <w:pPr/>
+          </w:p>
+        </w:tc>
+        <w:tc>
+          <w:tcPr>
+            <w:tcW w:w="850" w:type="dxa"/>
+          </w:tcPr>
+          <w:p>
+            <w:pPr/>
+            <w:r>
+              <w:t xml:space="preserve">YOLO12</w:t>
+            </w:r>
+          </w:p>
+        </w:tc>
+        <w:tc>
+          <w:tcPr>
+            <w:tcW w:w="850" w:type="dxa"/>
+          </w:tcPr>
+          <w:p>
+            <w:pPr/>
+          </w:p>
+        </w:tc>
+        <w:tc>
+          <w:tcPr>
+            <w:tcW w:w="850" w:type="dxa"/>
+          </w:tcPr>
+          <w:p>
+            <w:pPr/>
+          </w:p>
+        </w:tc>
+        <w:tc>
+          <w:tcPr>
+            <w:tcW w:w="850" w:type="dxa"/>
+          </w:tcPr>
+          <w:p>
+            <w:pPr/>
+          </w:p>
+        </w:tc>
+        <w:tc>
+          <w:tcPr>
+            <w:tcW w:w="850" w:type="dxa"/>
+          </w:tcPr>
+          <w:p>
+            <w:pPr/>
+          </w:p>
+        </w:tc>
+        <w:tc>
+          <w:tcPr>
+            <w:tcW w:w="850" w:type="dxa"/>
+          </w:tcPr>
+          <w:p>
+            <w:pPr/>
+          </w:p>
+        </w:tc>
+        <w:tc>
+          <w:tcPr>
+            <w:tcW w:w="850" w:type="dxa"/>
+          </w:tcPr>
+          <w:p>
+            <w:pPr/>
+          </w:p>
+        </w:tc>
+        <w:tc>
+          <w:tcPr>
+            <w:tcW w:w="850" w:type="dxa"/>
+          </w:tcPr>
+          <w:p>
+            <w:pPr/>
+          </w:p>
+        </w:tc>
+        <w:tc>
+          <w:tcPr>
+            <w:tcW w:w="850" w:type="dxa"/>
+          </w:tcPr>
+          <w:p>
+            <w:pPr/>
+          </w:p>
+        </w:tc>
+      </w:tr>
+      <w:tr>
+        <w:tc>
+          <w:tcPr>
+            <w:tcW w:w="850" w:type="dxa"/>
+          </w:tcPr>
+          <w:p>
+            <w:pPr/>
+            <w:r>
+              <w:t xml:space="preserve">GPU 02</w:t>
+            </w:r>
+          </w:p>
+        </w:tc>
+        <w:tc>
+          <w:tcPr>
+            <w:tcW w:w="850" w:type="dxa"/>
+          </w:tcPr>
+          <w:p>
+            <w:pPr/>
+          </w:p>
+        </w:tc>
+        <w:tc>
+          <w:tcPr>
+            <w:tcW w:w="850" w:type="dxa"/>
+          </w:tcPr>
+          <w:p>
+            <w:pPr/>
+            <w:r>
+              <w:t xml:space="preserve">mmdet (прод)</w:t>
+            </w:r>
+          </w:p>
+        </w:tc>
+        <w:tc>
+          <w:tcPr>
+            <w:tcW w:w="850" w:type="dxa"/>
+          </w:tcPr>
+          <w:p>
+            <w:pPr/>
+          </w:p>
+        </w:tc>
+        <w:tc>
+          <w:tcPr>
+            <w:tcW w:w="850" w:type="dxa"/>
+          </w:tcPr>
+          <w:p>
+            <w:pPr/>
+          </w:p>
+        </w:tc>
+        <w:tc>
+          <w:tcPr>
+            <w:tcW w:w="850" w:type="dxa"/>
+          </w:tcPr>
+          <w:p>
+            <w:pPr/>
+          </w:p>
+        </w:tc>
+        <w:tc>
+          <w:tcPr>
+            <w:tcW w:w="850" w:type="dxa"/>
+          </w:tcPr>
+          <w:p>
+            <w:pPr/>
+          </w:p>
+        </w:tc>
+        <w:tc>
+          <w:tcPr>
+            <w:tcW w:w="850" w:type="dxa"/>
+          </w:tcPr>
+          <w:p>
+            <w:pPr/>
+          </w:p>
+        </w:tc>
+        <w:tc>
+          <w:tcPr>
+            <w:tcW w:w="850" w:type="dxa"/>
+          </w:tcPr>
+          <w:p>
+            <w:pPr/>
+          </w:p>
+        </w:tc>
+        <w:tc>
+          <w:tcPr>
+            <w:tcW w:w="850" w:type="dxa"/>
+          </w:tcPr>
+          <w:p>
+            <w:pPr/>
+          </w:p>
+        </w:tc>
+        <w:tc>
+          <w:tcPr>
+            <w:tcW w:w="850" w:type="dxa"/>
+          </w:tcPr>
+          <w:p>
+            <w:pPr/>
+          </w:p>
+        </w:tc>
+      </w:tr>
+      <w:tr>
+        <w:tc>
+          <w:tcPr>
+            <w:tcW w:w="850" w:type="dxa"/>
+          </w:tcPr>
+          <w:p>
+            <w:pPr/>
+            <w:r>
+              <w:t xml:space="preserve">GPU 02</w:t>
+            </w:r>
+          </w:p>
+        </w:tc>
+        <w:tc>
+          <w:tcPr>
+            <w:tcW w:w="850" w:type="dxa"/>
+          </w:tcPr>
+          <w:p>
+            <w:pPr/>
+          </w:p>
+        </w:tc>
+        <w:tc>
+          <w:tcPr>
+            <w:tcW w:w="850" w:type="dxa"/>
+          </w:tcPr>
+          <w:p>
+            <w:pPr/>
+            <w:r>
+              <w:t xml:space="preserve">ONNX, 1 граф</w:t>
+            </w:r>
+          </w:p>
+        </w:tc>
+        <w:tc>
+          <w:tcPr>
+            <w:tcW w:w="850" w:type="dxa"/>
+          </w:tcPr>
+          <w:p>
+            <w:pPr/>
+          </w:p>
+        </w:tc>
+        <w:tc>
+          <w:tcPr>
+            <w:tcW w:w="850" w:type="dxa"/>
+          </w:tcPr>
+          <w:p>
+            <w:pPr/>
+          </w:p>
+        </w:tc>
+        <w:tc>
+          <w:tcPr>
+            <w:tcW w:w="850" w:type="dxa"/>
+          </w:tcPr>
+          <w:p>
+            <w:pPr/>
+          </w:p>
+        </w:tc>
+        <w:tc>
+          <w:tcPr>
+            <w:tcW w:w="850" w:type="dxa"/>
+          </w:tcPr>
+          <w:p>
+            <w:pPr/>
+          </w:p>
+        </w:tc>
+        <w:tc>
+          <w:tcPr>
+            <w:tcW w:w="850" w:type="dxa"/>
+          </w:tcPr>
+          <w:p>
+            <w:pPr/>
+          </w:p>
+        </w:tc>
+        <w:tc>
+          <w:tcPr>
+            <w:tcW w:w="850" w:type="dxa"/>
+          </w:tcPr>
+          <w:p>
+            <w:pPr/>
+          </w:p>
+        </w:tc>
+        <w:tc>
+          <w:tcPr>
+            <w:tcW w:w="850" w:type="dxa"/>
+          </w:tcPr>
+          <w:p>
+            <w:pPr/>
+          </w:p>
+        </w:tc>
+        <w:tc>
+          <w:tcPr>
+            <w:tcW w:w="850" w:type="dxa"/>
+          </w:tcPr>
+          <w:p>
+            <w:pPr/>
+          </w:p>
+        </w:tc>
+      </w:tr>
+      <w:tr>
+        <w:tc>
+          <w:tcPr>
+            <w:tcW w:w="850" w:type="dxa"/>
+          </w:tcPr>
+          <w:p>
+            <w:pPr/>
+            <w:r>
+              <w:t xml:space="preserve">GPU 04</w:t>
+            </w:r>
+          </w:p>
+        </w:tc>
+        <w:tc>
+          <w:tcPr>
+            <w:tcW w:w="850" w:type="dxa"/>
+          </w:tcPr>
+          <w:p>
+            <w:pPr/>
+          </w:p>
+        </w:tc>
+        <w:tc>
+          <w:tcPr>
+            <w:tcW w:w="850" w:type="dxa"/>
+          </w:tcPr>
+          <w:p>
+            <w:pPr/>
+            <w:r>
+              <w:t xml:space="preserve">mmdet (прод)</w:t>
+            </w:r>
+          </w:p>
+        </w:tc>
+        <w:tc>
+          <w:tcPr>
+            <w:tcW w:w="850" w:type="dxa"/>
+          </w:tcPr>
+          <w:p>
+            <w:pPr/>
+          </w:p>
+        </w:tc>
+        <w:tc>
+          <w:tcPr>
+            <w:tcW w:w="850" w:type="dxa"/>
+          </w:tcPr>
+          <w:p>
+            <w:pPr/>
+          </w:p>
+        </w:tc>
+        <w:tc>
+          <w:tcPr>
+            <w:tcW w:w="850" w:type="dxa"/>
+          </w:tcPr>
+          <w:p>
+            <w:pPr/>
+          </w:p>
+        </w:tc>
+        <w:tc>
+          <w:tcPr>
+            <w:tcW w:w="850" w:type="dxa"/>
+          </w:tcPr>
+          <w:p>
+            <w:pPr/>
+          </w:p>
+        </w:tc>
+        <w:tc>
+          <w:tcPr>
+            <w:tcW w:w="850" w:type="dxa"/>
+          </w:tcPr>
+          <w:p>
+            <w:pPr/>
+          </w:p>
+        </w:tc>
+        <w:tc>
+          <w:tcPr>
+            <w:tcW w:w="850" w:type="dxa"/>
+          </w:tcPr>
+          <w:p>
+            <w:pPr/>
+          </w:p>
+        </w:tc>
+        <w:tc>
+          <w:tcPr>
+            <w:tcW w:w="850" w:type="dxa"/>
+          </w:tcPr>
+          <w:p>
+            <w:pPr/>
+          </w:p>
+        </w:tc>
+        <w:tc>
+          <w:tcPr>
+            <w:tcW w:w="850" w:type="dxa"/>
+          </w:tcPr>
+          <w:p>
+            <w:pPr/>
+          </w:p>
+        </w:tc>
+      </w:tr>
+      <w:tr>
+        <w:tc>
+          <w:tcPr>
+            <w:tcW w:w="850" w:type="dxa"/>
+          </w:tcPr>
+          <w:p>
+            <w:pPr/>
+            <w:r>
+              <w:t xml:space="preserve">GPU 04</w:t>
+            </w:r>
+          </w:p>
+        </w:tc>
+        <w:tc>
+          <w:tcPr>
+            <w:tcW w:w="850" w:type="dxa"/>
+          </w:tcPr>
+          <w:p>
+            <w:pPr/>
+          </w:p>
+        </w:tc>
+        <w:tc>
+          <w:tcPr>
+            <w:tcW w:w="850" w:type="dxa"/>
+          </w:tcPr>
+          <w:p>
+            <w:pPr/>
+            <w:r>
+              <w:t xml:space="preserve">ONNX, 1 граф</w:t>
+            </w:r>
+          </w:p>
+        </w:tc>
+        <w:tc>
+          <w:tcPr>
+            <w:tcW w:w="850" w:type="dxa"/>
+          </w:tcPr>
+          <w:p>
+            <w:pPr/>
+          </w:p>
+        </w:tc>
+        <w:tc>
+          <w:tcPr>
+            <w:tcW w:w="850" w:type="dxa"/>
+          </w:tcPr>
+          <w:p>
+            <w:pPr/>
+          </w:p>
+        </w:tc>
+        <w:tc>
+          <w:tcPr>
+            <w:tcW w:w="850" w:type="dxa"/>
+          </w:tcPr>
+          <w:p>
+            <w:pPr/>
+          </w:p>
+        </w:tc>
+        <w:tc>
+          <w:tcPr>
+            <w:tcW w:w="850" w:type="dxa"/>
+          </w:tcPr>
+          <w:p>
+            <w:pPr/>
+          </w:p>
+        </w:tc>
+        <w:tc>
+          <w:tcPr>
+            <w:tcW w:w="850" w:type="dxa"/>
+          </w:tcPr>
+          <w:p>
+            <w:pPr/>
+          </w:p>
+        </w:tc>
+        <w:tc>
+          <w:tcPr>
+            <w:tcW w:w="850" w:type="dxa"/>
+          </w:tcPr>
+          <w:p>
+            <w:pPr/>
+          </w:p>
+        </w:tc>
+        <w:tc>
+          <w:tcPr>
+            <w:tcW w:w="850" w:type="dxa"/>
+          </w:tcPr>
+          <w:p>
+            <w:pPr/>
+          </w:p>
+        </w:tc>
+        <w:tc>
+          <w:tcPr>
+            <w:tcW w:w="850" w:type="dxa"/>
+          </w:tcPr>
+          <w:p>
+            <w:pPr/>
+          </w:p>
+        </w:tc>
+      </w:tr>
+    </w:tbl>
+    <w:p>
+      <w:pPr/>
+      <w:r>
+        <w:t xml:space="preserve">Батч 1, 300 прогонов после 20 прогревочных. В одном графе 17.5 мс из 20 приходится на саму модель, остальное — подготовка входа. В двух графах медиана 22.9 мс складывается из препроцессинга 3.4, stage1 7.9, stage2 11.7 и постобработки 0.04 мс. Запуск — время создания сессий или загрузки модели, без прогрева. Колонку «Кадров &gt; 2× медианы» начали считать с прогонов на train7.</w:t>
+      </w:r>
+    </w:p>
+    <w:p>
+      <w:pPr/>
+      <w:r>
+        <w:rPr>
+          <w:b/>
+        </w:rPr>
+        <w:t xml:space="preserve">Точность на val</w:t>
       </w:r>
     </w:p>
     <w:tbl>
@@ -1328,7 +2551,7 @@
           <w:p>
             <w:pPr/>
             <w:r>
-              <w:t xml:space="preserve">Нода</w:t>
+              <w:t xml:space="preserve">Чекпойнт</w:t>
             </w:r>
           </w:p>
         </w:tc>
@@ -1352,7 +2575,7 @@
           <w:p>
             <w:pPr/>
             <w:r>
-              <w:t xml:space="preserve">mean, мс</w:t>
+              <w:t xml:space="preserve">mAP@[.5:.95]</w:t>
             </w:r>
           </w:p>
         </w:tc>
@@ -1364,7 +2587,7 @@
           <w:p>
             <w:pPr/>
             <w:r>
-              <w:t xml:space="preserve">p50, мс</w:t>
+              <w:t xml:space="preserve">AP50</w:t>
             </w:r>
           </w:p>
         </w:tc>
@@ -1376,7 +2599,7 @@
           <w:p>
             <w:pPr/>
             <w:r>
-              <w:t xml:space="preserve">p95, мс</w:t>
+              <w:t xml:space="preserve">AP75</w:t>
             </w:r>
           </w:p>
         </w:tc>
@@ -1388,7 +2611,7 @@
           <w:p>
             <w:pPr/>
             <w:r>
-              <w:t xml:space="preserve">p99, мс</w:t>
+              <w:t xml:space="preserve">AP small</w:t>
             </w:r>
           </w:p>
         </w:tc>
@@ -1400,7 +2623,7 @@
           <w:p>
             <w:pPr/>
             <w:r>
-              <w:t xml:space="preserve">Кадр/с</w:t>
+              <w:t xml:space="preserve">AP medium</w:t>
             </w:r>
           </w:p>
         </w:tc>
@@ -1412,7 +2635,7 @@
           <w:p>
             <w:pPr/>
             <w:r>
-              <w:t xml:space="preserve">Запуск, с</w:t>
+              <w:t xml:space="preserve">AP large</w:t>
             </w:r>
           </w:p>
         </w:tc>
@@ -1424,7 +2647,7 @@
           <w:p>
             <w:pPr/>
             <w:r>
-              <w:t xml:space="preserve">Память GPU, МБ</w:t>
+              <w:t xml:space="preserve">Детекций на val</w:t>
             </w:r>
           </w:p>
         </w:tc>
@@ -1437,93 +2660,96 @@
           <w:p>
             <w:pPr/>
             <w:r>
-              <w:t xml:space="preserve">gpu28</w:t>
-            </w:r>
-          </w:p>
-        </w:tc>
-        <w:tc>
-          <w:tcPr>
-            <w:tcW w:w="1040" w:type="dxa"/>
-          </w:tcPr>
-          <w:p>
-            <w:pPr/>
-            <w:r>
-              <w:t xml:space="preserve">PyTorch fp32</w:t>
-            </w:r>
-          </w:p>
-        </w:tc>
-        <w:tc>
-          <w:tcPr>
-            <w:tcW w:w="1040" w:type="dxa"/>
-          </w:tcPr>
-          <w:p>
-            <w:pPr/>
-            <w:r>
-              <w:t xml:space="preserve">32.76</w:t>
-            </w:r>
-          </w:p>
-        </w:tc>
-        <w:tc>
-          <w:tcPr>
-            <w:tcW w:w="1040" w:type="dxa"/>
-          </w:tcPr>
-          <w:p>
-            <w:pPr/>
-            <w:r>
-              <w:t xml:space="preserve">18.11</w:t>
-            </w:r>
-          </w:p>
-        </w:tc>
-        <w:tc>
-          <w:tcPr>
-            <w:tcW w:w="1040" w:type="dxa"/>
-          </w:tcPr>
-          <w:p>
-            <w:pPr/>
-            <w:r>
-              <w:t xml:space="preserve">91.12</w:t>
-            </w:r>
-          </w:p>
-        </w:tc>
-        <w:tc>
-          <w:tcPr>
-            <w:tcW w:w="1040" w:type="dxa"/>
-          </w:tcPr>
-          <w:p>
-            <w:pPr/>
-            <w:r>
-              <w:t xml:space="preserve">99.22</w:t>
-            </w:r>
-          </w:p>
-        </w:tc>
-        <w:tc>
-          <w:tcPr>
-            <w:tcW w:w="1040" w:type="dxa"/>
-          </w:tcPr>
-          <w:p>
-            <w:pPr/>
-            <w:r>
-              <w:t xml:space="preserve">30.51</w:t>
-            </w:r>
-          </w:p>
-        </w:tc>
-        <w:tc>
-          <w:tcPr>
-            <w:tcW w:w="1040" w:type="dxa"/>
-          </w:tcPr>
-          <w:p>
-            <w:pPr/>
-            <w:r>
-              <w:t xml:space="preserve">9.14</w:t>
-            </w:r>
-          </w:p>
-        </w:tc>
-        <w:tc>
-          <w:tcPr>
-            <w:tcW w:w="1040" w:type="dxa"/>
-          </w:tcPr>
-          <w:p>
-            <w:pPr/>
+              <w:t xml:space="preserve">train7</w:t>
+            </w:r>
+          </w:p>
+        </w:tc>
+        <w:tc>
+          <w:tcPr>
+            <w:tcW w:w="1040" w:type="dxa"/>
+          </w:tcPr>
+          <w:p>
+            <w:pPr/>
+            <w:r>
+              <w:t xml:space="preserve">PyTorch fp32 (эталон)</w:t>
+            </w:r>
+          </w:p>
+        </w:tc>
+        <w:tc>
+          <w:tcPr>
+            <w:tcW w:w="1040" w:type="dxa"/>
+          </w:tcPr>
+          <w:p>
+            <w:pPr/>
+            <w:r>
+              <w:t xml:space="preserve">0.4984</w:t>
+            </w:r>
+          </w:p>
+        </w:tc>
+        <w:tc>
+          <w:tcPr>
+            <w:tcW w:w="1040" w:type="dxa"/>
+          </w:tcPr>
+          <w:p>
+            <w:pPr/>
+            <w:r>
+              <w:t xml:space="preserve">0.8235</w:t>
+            </w:r>
+          </w:p>
+        </w:tc>
+        <w:tc>
+          <w:tcPr>
+            <w:tcW w:w="1040" w:type="dxa"/>
+          </w:tcPr>
+          <w:p>
+            <w:pPr/>
+            <w:r>
+              <w:t xml:space="preserve">0.5313</w:t>
+            </w:r>
+          </w:p>
+        </w:tc>
+        <w:tc>
+          <w:tcPr>
+            <w:tcW w:w="1040" w:type="dxa"/>
+          </w:tcPr>
+          <w:p>
+            <w:pPr/>
+            <w:r>
+              <w:t xml:space="preserve">0.085</w:t>
+            </w:r>
+          </w:p>
+        </w:tc>
+        <w:tc>
+          <w:tcPr>
+            <w:tcW w:w="1040" w:type="dxa"/>
+          </w:tcPr>
+          <w:p>
+            <w:pPr/>
+            <w:r>
+              <w:t xml:space="preserve">0.4954</w:t>
+            </w:r>
+          </w:p>
+        </w:tc>
+        <w:tc>
+          <w:tcPr>
+            <w:tcW w:w="1040" w:type="dxa"/>
+          </w:tcPr>
+          <w:p>
+            <w:pPr/>
+            <w:r>
+              <w:t xml:space="preserve">0.4861</w:t>
+            </w:r>
+          </w:p>
+        </w:tc>
+        <w:tc>
+          <w:tcPr>
+            <w:tcW w:w="1040" w:type="dxa"/>
+          </w:tcPr>
+          <w:p>
+            <w:pPr/>
+            <w:r>
+              <w:t xml:space="preserve">24 304</w:t>
+            </w:r>
           </w:p>
         </w:tc>
       </w:tr>
@@ -1535,93 +2761,96 @@
           <w:p>
             <w:pPr/>
             <w:r>
-              <w:t xml:space="preserve">gpu28</w:t>
-            </w:r>
-          </w:p>
-        </w:tc>
-        <w:tc>
-          <w:tcPr>
-            <w:tcW w:w="1040" w:type="dxa"/>
-          </w:tcPr>
-          <w:p>
-            <w:pPr/>
-            <w:r>
-              <w:t xml:space="preserve">ONNX fp16, 2 графа</w:t>
-            </w:r>
-          </w:p>
-        </w:tc>
-        <w:tc>
-          <w:tcPr>
-            <w:tcW w:w="1040" w:type="dxa"/>
-          </w:tcPr>
-          <w:p>
-            <w:pPr/>
-            <w:r>
-              <w:t xml:space="preserve">23.61</w:t>
-            </w:r>
-          </w:p>
-        </w:tc>
-        <w:tc>
-          <w:tcPr>
-            <w:tcW w:w="1040" w:type="dxa"/>
-          </w:tcPr>
-          <w:p>
-            <w:pPr/>
-            <w:r>
-              <w:t xml:space="preserve">22.93</w:t>
-            </w:r>
-          </w:p>
-        </w:tc>
-        <w:tc>
-          <w:tcPr>
-            <w:tcW w:w="1040" w:type="dxa"/>
-          </w:tcPr>
-          <w:p>
-            <w:pPr/>
-            <w:r>
-              <w:t xml:space="preserve">27.70</w:t>
-            </w:r>
-          </w:p>
-        </w:tc>
-        <w:tc>
-          <w:tcPr>
-            <w:tcW w:w="1040" w:type="dxa"/>
-          </w:tcPr>
-          <w:p>
-            <w:pPr/>
-            <w:r>
-              <w:t xml:space="preserve">29.64</w:t>
-            </w:r>
-          </w:p>
-        </w:tc>
-        <w:tc>
-          <w:tcPr>
-            <w:tcW w:w="1040" w:type="dxa"/>
-          </w:tcPr>
-          <w:p>
-            <w:pPr/>
-            <w:r>
-              <w:t xml:space="preserve">42.31</w:t>
-            </w:r>
-          </w:p>
-        </w:tc>
-        <w:tc>
-          <w:tcPr>
-            <w:tcW w:w="1040" w:type="dxa"/>
-          </w:tcPr>
-          <w:p>
-            <w:pPr/>
-            <w:r>
-              <w:t xml:space="preserve">0.76</w:t>
-            </w:r>
-          </w:p>
-        </w:tc>
-        <w:tc>
-          <w:tcPr>
-            <w:tcW w:w="1040" w:type="dxa"/>
-          </w:tcPr>
-          <w:p>
-            <w:pPr/>
+              <w:t xml:space="preserve">train7</w:t>
+            </w:r>
+          </w:p>
+        </w:tc>
+        <w:tc>
+          <w:tcPr>
+            <w:tcW w:w="1040" w:type="dxa"/>
+          </w:tcPr>
+          <w:p>
+            <w:pPr/>
+            <w:r>
+              <w:t xml:space="preserve">ONNX fp32, 1 граф</w:t>
+            </w:r>
+          </w:p>
+        </w:tc>
+        <w:tc>
+          <w:tcPr>
+            <w:tcW w:w="1040" w:type="dxa"/>
+          </w:tcPr>
+          <w:p>
+            <w:pPr/>
+            <w:r>
+              <w:t xml:space="preserve">0.4984</w:t>
+            </w:r>
+          </w:p>
+        </w:tc>
+        <w:tc>
+          <w:tcPr>
+            <w:tcW w:w="1040" w:type="dxa"/>
+          </w:tcPr>
+          <w:p>
+            <w:pPr/>
+            <w:r>
+              <w:t xml:space="preserve">0.8234</w:t>
+            </w:r>
+          </w:p>
+        </w:tc>
+        <w:tc>
+          <w:tcPr>
+            <w:tcW w:w="1040" w:type="dxa"/>
+          </w:tcPr>
+          <w:p>
+            <w:pPr/>
+            <w:r>
+              <w:t xml:space="preserve">0.5312</w:t>
+            </w:r>
+          </w:p>
+        </w:tc>
+        <w:tc>
+          <w:tcPr>
+            <w:tcW w:w="1040" w:type="dxa"/>
+          </w:tcPr>
+          <w:p>
+            <w:pPr/>
+            <w:r>
+              <w:t xml:space="preserve">0.085</w:t>
+            </w:r>
+          </w:p>
+        </w:tc>
+        <w:tc>
+          <w:tcPr>
+            <w:tcW w:w="1040" w:type="dxa"/>
+          </w:tcPr>
+          <w:p>
+            <w:pPr/>
+            <w:r>
+              <w:t xml:space="preserve">0.4952</w:t>
+            </w:r>
+          </w:p>
+        </w:tc>
+        <w:tc>
+          <w:tcPr>
+            <w:tcW w:w="1040" w:type="dxa"/>
+          </w:tcPr>
+          <w:p>
+            <w:pPr/>
+            <w:r>
+              <w:t xml:space="preserve">0.4861</w:t>
+            </w:r>
+          </w:p>
+        </w:tc>
+        <w:tc>
+          <w:tcPr>
+            <w:tcW w:w="1040" w:type="dxa"/>
+          </w:tcPr>
+          <w:p>
+            <w:pPr/>
+            <w:r>
+              <w:t xml:space="preserve">24 313</w:t>
+            </w:r>
           </w:p>
         </w:tc>
       </w:tr>
@@ -1633,67 +2862,85 @@
           <w:p>
             <w:pPr/>
             <w:r>
-              <w:t xml:space="preserve">gpu28</w:t>
-            </w:r>
-          </w:p>
-        </w:tc>
-        <w:tc>
-          <w:tcPr>
-            <w:tcW w:w="1040" w:type="dxa"/>
-          </w:tcPr>
-          <w:p>
-            <w:pPr/>
-            <w:r>
-              <w:t xml:space="preserve">ONNX fp32, 2 графа</w:t>
-            </w:r>
-          </w:p>
-        </w:tc>
-        <w:tc>
-          <w:tcPr>
-            <w:tcW w:w="1040" w:type="dxa"/>
-          </w:tcPr>
-          <w:p>
-            <w:pPr/>
-          </w:p>
-        </w:tc>
-        <w:tc>
-          <w:tcPr>
-            <w:tcW w:w="1040" w:type="dxa"/>
-          </w:tcPr>
-          <w:p>
-            <w:pPr/>
-          </w:p>
-        </w:tc>
-        <w:tc>
-          <w:tcPr>
-            <w:tcW w:w="1040" w:type="dxa"/>
-          </w:tcPr>
-          <w:p>
-            <w:pPr/>
-          </w:p>
-        </w:tc>
-        <w:tc>
-          <w:tcPr>
-            <w:tcW w:w="1040" w:type="dxa"/>
-          </w:tcPr>
-          <w:p>
-            <w:pPr/>
-          </w:p>
-        </w:tc>
-        <w:tc>
-          <w:tcPr>
-            <w:tcW w:w="1040" w:type="dxa"/>
-          </w:tcPr>
-          <w:p>
-            <w:pPr/>
-          </w:p>
-        </w:tc>
-        <w:tc>
-          <w:tcPr>
-            <w:tcW w:w="1040" w:type="dxa"/>
-          </w:tcPr>
-          <w:p>
-            <w:pPr/>
+              <w:t xml:space="preserve">train2</w:t>
+            </w:r>
+          </w:p>
+        </w:tc>
+        <w:tc>
+          <w:tcPr>
+            <w:tcW w:w="1040" w:type="dxa"/>
+          </w:tcPr>
+          <w:p>
+            <w:pPr/>
+            <w:r>
+              <w:t xml:space="preserve">PyTorch fp32 (эталон)</w:t>
+            </w:r>
+          </w:p>
+        </w:tc>
+        <w:tc>
+          <w:tcPr>
+            <w:tcW w:w="1040" w:type="dxa"/>
+          </w:tcPr>
+          <w:p>
+            <w:pPr/>
+            <w:r>
+              <w:t xml:space="preserve">0.4309</w:t>
+            </w:r>
+          </w:p>
+        </w:tc>
+        <w:tc>
+          <w:tcPr>
+            <w:tcW w:w="1040" w:type="dxa"/>
+          </w:tcPr>
+          <w:p>
+            <w:pPr/>
+            <w:r>
+              <w:t xml:space="preserve">0.7788</w:t>
+            </w:r>
+          </w:p>
+        </w:tc>
+        <w:tc>
+          <w:tcPr>
+            <w:tcW w:w="1040" w:type="dxa"/>
+          </w:tcPr>
+          <w:p>
+            <w:pPr/>
+            <w:r>
+              <w:t xml:space="preserve">0.4261</w:t>
+            </w:r>
+          </w:p>
+        </w:tc>
+        <w:tc>
+          <w:tcPr>
+            <w:tcW w:w="1040" w:type="dxa"/>
+          </w:tcPr>
+          <w:p>
+            <w:pPr/>
+            <w:r>
+              <w:t xml:space="preserve">0.1069</w:t>
+            </w:r>
+          </w:p>
+        </w:tc>
+        <w:tc>
+          <w:tcPr>
+            <w:tcW w:w="1040" w:type="dxa"/>
+          </w:tcPr>
+          <w:p>
+            <w:pPr/>
+            <w:r>
+              <w:t xml:space="preserve">0.4444</w:t>
+            </w:r>
+          </w:p>
+        </w:tc>
+        <w:tc>
+          <w:tcPr>
+            <w:tcW w:w="1040" w:type="dxa"/>
+          </w:tcPr>
+          <w:p>
+            <w:pPr/>
+            <w:r>
+              <w:t xml:space="preserve">0.3965</w:t>
+            </w:r>
           </w:p>
         </w:tc>
         <w:tc>
@@ -1713,67 +2960,85 @@
           <w:p>
             <w:pPr/>
             <w:r>
-              <w:t xml:space="preserve">GPU 02</w:t>
-            </w:r>
-          </w:p>
-        </w:tc>
-        <w:tc>
-          <w:tcPr>
-            <w:tcW w:w="1040" w:type="dxa"/>
-          </w:tcPr>
-          <w:p>
-            <w:pPr/>
-            <w:r>
-              <w:t xml:space="preserve">mmdet (текущий прод)</w:t>
-            </w:r>
-          </w:p>
-        </w:tc>
-        <w:tc>
-          <w:tcPr>
-            <w:tcW w:w="1040" w:type="dxa"/>
-          </w:tcPr>
-          <w:p>
-            <w:pPr/>
-          </w:p>
-        </w:tc>
-        <w:tc>
-          <w:tcPr>
-            <w:tcW w:w="1040" w:type="dxa"/>
-          </w:tcPr>
-          <w:p>
-            <w:pPr/>
-          </w:p>
-        </w:tc>
-        <w:tc>
-          <w:tcPr>
-            <w:tcW w:w="1040" w:type="dxa"/>
-          </w:tcPr>
-          <w:p>
-            <w:pPr/>
-          </w:p>
-        </w:tc>
-        <w:tc>
-          <w:tcPr>
-            <w:tcW w:w="1040" w:type="dxa"/>
-          </w:tcPr>
-          <w:p>
-            <w:pPr/>
-          </w:p>
-        </w:tc>
-        <w:tc>
-          <w:tcPr>
-            <w:tcW w:w="1040" w:type="dxa"/>
-          </w:tcPr>
-          <w:p>
-            <w:pPr/>
-          </w:p>
-        </w:tc>
-        <w:tc>
-          <w:tcPr>
-            <w:tcW w:w="1040" w:type="dxa"/>
-          </w:tcPr>
-          <w:p>
-            <w:pPr/>
+              <w:t xml:space="preserve">train2</w:t>
+            </w:r>
+          </w:p>
+        </w:tc>
+        <w:tc>
+          <w:tcPr>
+            <w:tcW w:w="1040" w:type="dxa"/>
+          </w:tcPr>
+          <w:p>
+            <w:pPr/>
+            <w:r>
+              <w:t xml:space="preserve">ONNX fp16, 2 графа</w:t>
+            </w:r>
+          </w:p>
+        </w:tc>
+        <w:tc>
+          <w:tcPr>
+            <w:tcW w:w="1040" w:type="dxa"/>
+          </w:tcPr>
+          <w:p>
+            <w:pPr/>
+            <w:r>
+              <w:t xml:space="preserve">0.4135</w:t>
+            </w:r>
+          </w:p>
+        </w:tc>
+        <w:tc>
+          <w:tcPr>
+            <w:tcW w:w="1040" w:type="dxa"/>
+          </w:tcPr>
+          <w:p>
+            <w:pPr/>
+            <w:r>
+              <w:t xml:space="preserve">0.7478</w:t>
+            </w:r>
+          </w:p>
+        </w:tc>
+        <w:tc>
+          <w:tcPr>
+            <w:tcW w:w="1040" w:type="dxa"/>
+          </w:tcPr>
+          <w:p>
+            <w:pPr/>
+            <w:r>
+              <w:t xml:space="preserve">0.4112</w:t>
+            </w:r>
+          </w:p>
+        </w:tc>
+        <w:tc>
+          <w:tcPr>
+            <w:tcW w:w="1040" w:type="dxa"/>
+          </w:tcPr>
+          <w:p>
+            <w:pPr/>
+            <w:r>
+              <w:t xml:space="preserve">0.0302</w:t>
+            </w:r>
+          </w:p>
+        </w:tc>
+        <w:tc>
+          <w:tcPr>
+            <w:tcW w:w="1040" w:type="dxa"/>
+          </w:tcPr>
+          <w:p>
+            <w:pPr/>
+            <w:r>
+              <w:t xml:space="preserve">0.4357</w:t>
+            </w:r>
+          </w:p>
+        </w:tc>
+        <w:tc>
+          <w:tcPr>
+            <w:tcW w:w="1040" w:type="dxa"/>
+          </w:tcPr>
+          <w:p>
+            <w:pPr/>
+            <w:r>
+              <w:t xml:space="preserve">0.3953</w:t>
+            </w:r>
           </w:p>
         </w:tc>
         <w:tc>
@@ -1792,19 +3057,16 @@
           </w:tcPr>
           <w:p>
             <w:pPr/>
-            <w:r>
-              <w:t xml:space="preserve">GPU 02</w:t>
-            </w:r>
-          </w:p>
-        </w:tc>
-        <w:tc>
-          <w:tcPr>
-            <w:tcW w:w="1040" w:type="dxa"/>
-          </w:tcPr>
-          <w:p>
-            <w:pPr/>
-            <w:r>
-              <w:t xml:space="preserve">ONNX, 2 графа</w:t>
+          </w:p>
+        </w:tc>
+        <w:tc>
+          <w:tcPr>
+            <w:tcW w:w="1040" w:type="dxa"/>
+          </w:tcPr>
+          <w:p>
+            <w:pPr/>
+            <w:r>
+              <w:t xml:space="preserve">mmdet Faster R-CNN R50 (прод)</w:t>
             </w:r>
           </w:p>
         </w:tc>
@@ -1872,99 +3134,16 @@
           </w:tcPr>
           <w:p>
             <w:pPr/>
-            <w:r>
-              <w:t xml:space="preserve">GPU 04</w:t>
-            </w:r>
-          </w:p>
-        </w:tc>
-        <w:tc>
-          <w:tcPr>
-            <w:tcW w:w="1040" w:type="dxa"/>
-          </w:tcPr>
-          <w:p>
-            <w:pPr/>
-            <w:r>
-              <w:t xml:space="preserve">mmdet (текущий прод)</w:t>
-            </w:r>
-          </w:p>
-        </w:tc>
-        <w:tc>
-          <w:tcPr>
-            <w:tcW w:w="1040" w:type="dxa"/>
-          </w:tcPr>
-          <w:p>
-            <w:pPr/>
-          </w:p>
-        </w:tc>
-        <w:tc>
-          <w:tcPr>
-            <w:tcW w:w="1040" w:type="dxa"/>
-          </w:tcPr>
-          <w:p>
-            <w:pPr/>
-          </w:p>
-        </w:tc>
-        <w:tc>
-          <w:tcPr>
-            <w:tcW w:w="1040" w:type="dxa"/>
-          </w:tcPr>
-          <w:p>
-            <w:pPr/>
-          </w:p>
-        </w:tc>
-        <w:tc>
-          <w:tcPr>
-            <w:tcW w:w="1040" w:type="dxa"/>
-          </w:tcPr>
-          <w:p>
-            <w:pPr/>
-          </w:p>
-        </w:tc>
-        <w:tc>
-          <w:tcPr>
-            <w:tcW w:w="1040" w:type="dxa"/>
-          </w:tcPr>
-          <w:p>
-            <w:pPr/>
-          </w:p>
-        </w:tc>
-        <w:tc>
-          <w:tcPr>
-            <w:tcW w:w="1040" w:type="dxa"/>
-          </w:tcPr>
-          <w:p>
-            <w:pPr/>
-          </w:p>
-        </w:tc>
-        <w:tc>
-          <w:tcPr>
-            <w:tcW w:w="1040" w:type="dxa"/>
-          </w:tcPr>
-          <w:p>
-            <w:pPr/>
-          </w:p>
-        </w:tc>
-      </w:tr>
-      <w:tr>
-        <w:tc>
-          <w:tcPr>
-            <w:tcW w:w="1040" w:type="dxa"/>
-          </w:tcPr>
-          <w:p>
-            <w:pPr/>
-            <w:r>
-              <w:t xml:space="preserve">GPU 04</w:t>
-            </w:r>
-          </w:p>
-        </w:tc>
-        <w:tc>
-          <w:tcPr>
-            <w:tcW w:w="1040" w:type="dxa"/>
-          </w:tcPr>
-          <w:p>
-            <w:pPr/>
-            <w:r>
-              <w:t xml:space="preserve">ONNX, 2 графа</w:t>
+          </w:p>
+        </w:tc>
+        <w:tc>
+          <w:tcPr>
+            <w:tcW w:w="1040" w:type="dxa"/>
+          </w:tcPr>
+          <w:p>
+            <w:pPr/>
+            <w:r>
+              <w:t xml:space="preserve">YOLO12</w:t>
             </w:r>
           </w:p>
         </w:tc>
@@ -2029,404 +3208,9 @@
     <w:p>
       <w:pPr/>
       <w:r>
-        <w:t xml:space="preserve">В ONNX fp16 из 22.9 мс медианы: препроцессинг 3.4, stage1 7.9, stage2 11.7, постобработка 0.04 мс. Запуск — время создания сессий или загрузки модели, без прогрева.</w:t>
-      </w:r>
-    </w:p>
-    <w:p>
-      <w:pPr/>
-      <w:r>
-        <w:rPr>
-          <w:b/>
-        </w:rPr>
-        <w:t xml:space="preserve">Точность на val</w:t>
-      </w:r>
-    </w:p>
-    <w:tbl>
-      <w:tblPr>
-        <w:tblStyle w:val="TableGrid"/>
-        <w:tblW w:w="0" w:type="auto"/>
-        <w:tblLayout w:type="fixed"/>
-        <w:tblLook w:val="04A0" w:firstRow="1" w:lastRow="0" w:firstColumn="0" w:lastColumn="0" w:noHBand="0" w:noVBand="1"/>
-      </w:tblPr>
-      <w:tblGrid>
-        <w:gridCol w:w="1337"/>
-        <w:gridCol w:w="1337"/>
-        <w:gridCol w:w="1337"/>
-        <w:gridCol w:w="1337"/>
-        <w:gridCol w:w="1337"/>
-        <w:gridCol w:w="1337"/>
-        <w:gridCol w:w="1337"/>
-      </w:tblGrid>
-      <w:tr>
-        <w:trPr>
-          <w:tblHeader/>
-        </w:trPr>
-        <w:tc>
-          <w:tcPr>
-            <w:tcW w:w="1337" w:type="dxa"/>
-            <w:shd w:val="clear" w:color="auto" w:fill="F2F2F2"/>
-          </w:tcPr>
-          <w:p>
-            <w:pPr/>
-            <w:r>
-              <w:t xml:space="preserve">Вариант</w:t>
-            </w:r>
-          </w:p>
-        </w:tc>
-        <w:tc>
-          <w:tcPr>
-            <w:tcW w:w="1337" w:type="dxa"/>
-            <w:shd w:val="clear" w:color="auto" w:fill="F2F2F2"/>
-          </w:tcPr>
-          <w:p>
-            <w:pPr/>
-            <w:r>
-              <w:t xml:space="preserve">mAP@[.5:.95]</w:t>
-            </w:r>
-          </w:p>
-        </w:tc>
-        <w:tc>
-          <w:tcPr>
-            <w:tcW w:w="1337" w:type="dxa"/>
-            <w:shd w:val="clear" w:color="auto" w:fill="F2F2F2"/>
-          </w:tcPr>
-          <w:p>
-            <w:pPr/>
-            <w:r>
-              <w:t xml:space="preserve">AP50</w:t>
-            </w:r>
-          </w:p>
-        </w:tc>
-        <w:tc>
-          <w:tcPr>
-            <w:tcW w:w="1337" w:type="dxa"/>
-            <w:shd w:val="clear" w:color="auto" w:fill="F2F2F2"/>
-          </w:tcPr>
-          <w:p>
-            <w:pPr/>
-            <w:r>
-              <w:t xml:space="preserve">AP75</w:t>
-            </w:r>
-          </w:p>
-        </w:tc>
-        <w:tc>
-          <w:tcPr>
-            <w:tcW w:w="1337" w:type="dxa"/>
-            <w:shd w:val="clear" w:color="auto" w:fill="F2F2F2"/>
-          </w:tcPr>
-          <w:p>
-            <w:pPr/>
-            <w:r>
-              <w:t xml:space="preserve">AP small</w:t>
-            </w:r>
-          </w:p>
-        </w:tc>
-        <w:tc>
-          <w:tcPr>
-            <w:tcW w:w="1337" w:type="dxa"/>
-            <w:shd w:val="clear" w:color="auto" w:fill="F2F2F2"/>
-          </w:tcPr>
-          <w:p>
-            <w:pPr/>
-            <w:r>
-              <w:t xml:space="preserve">AP medium</w:t>
-            </w:r>
-          </w:p>
-        </w:tc>
-        <w:tc>
-          <w:tcPr>
-            <w:tcW w:w="1337" w:type="dxa"/>
-            <w:shd w:val="clear" w:color="auto" w:fill="F2F2F2"/>
-          </w:tcPr>
-          <w:p>
-            <w:pPr/>
-            <w:r>
-              <w:t xml:space="preserve">AP large</w:t>
-            </w:r>
-          </w:p>
-        </w:tc>
-      </w:tr>
-      <w:tr>
-        <w:tc>
-          <w:tcPr>
-            <w:tcW w:w="1337" w:type="dxa"/>
-          </w:tcPr>
-          <w:p>
-            <w:pPr/>
-            <w:r>
-              <w:t xml:space="preserve">mmdet (текущий прод)</w:t>
-            </w:r>
-          </w:p>
-        </w:tc>
-        <w:tc>
-          <w:tcPr>
-            <w:tcW w:w="1337" w:type="dxa"/>
-          </w:tcPr>
-          <w:p>
-            <w:pPr/>
-          </w:p>
-        </w:tc>
-        <w:tc>
-          <w:tcPr>
-            <w:tcW w:w="1337" w:type="dxa"/>
-          </w:tcPr>
-          <w:p>
-            <w:pPr/>
-          </w:p>
-        </w:tc>
-        <w:tc>
-          <w:tcPr>
-            <w:tcW w:w="1337" w:type="dxa"/>
-          </w:tcPr>
-          <w:p>
-            <w:pPr/>
-          </w:p>
-        </w:tc>
-        <w:tc>
-          <w:tcPr>
-            <w:tcW w:w="1337" w:type="dxa"/>
-          </w:tcPr>
-          <w:p>
-            <w:pPr/>
-          </w:p>
-        </w:tc>
-        <w:tc>
-          <w:tcPr>
-            <w:tcW w:w="1337" w:type="dxa"/>
-          </w:tcPr>
-          <w:p>
-            <w:pPr/>
-          </w:p>
-        </w:tc>
-        <w:tc>
-          <w:tcPr>
-            <w:tcW w:w="1337" w:type="dxa"/>
-          </w:tcPr>
-          <w:p>
-            <w:pPr/>
-          </w:p>
-        </w:tc>
-      </w:tr>
-      <w:tr>
-        <w:tc>
-          <w:tcPr>
-            <w:tcW w:w="1337" w:type="dxa"/>
-          </w:tcPr>
-          <w:p>
-            <w:pPr/>
-            <w:r>
-              <w:t xml:space="preserve">PyTorch fp32 (эталон)</w:t>
-            </w:r>
-          </w:p>
-        </w:tc>
-        <w:tc>
-          <w:tcPr>
-            <w:tcW w:w="1337" w:type="dxa"/>
-          </w:tcPr>
-          <w:p>
-            <w:pPr/>
-            <w:r>
-              <w:t xml:space="preserve">0.4309</w:t>
-            </w:r>
-          </w:p>
-        </w:tc>
-        <w:tc>
-          <w:tcPr>
-            <w:tcW w:w="1337" w:type="dxa"/>
-          </w:tcPr>
-          <w:p>
-            <w:pPr/>
-            <w:r>
-              <w:t xml:space="preserve">0.7788</w:t>
-            </w:r>
-          </w:p>
-        </w:tc>
-        <w:tc>
-          <w:tcPr>
-            <w:tcW w:w="1337" w:type="dxa"/>
-          </w:tcPr>
-          <w:p>
-            <w:pPr/>
-            <w:r>
-              <w:t xml:space="preserve">0.4261</w:t>
-            </w:r>
-          </w:p>
-        </w:tc>
-        <w:tc>
-          <w:tcPr>
-            <w:tcW w:w="1337" w:type="dxa"/>
-          </w:tcPr>
-          <w:p>
-            <w:pPr/>
-            <w:r>
-              <w:t xml:space="preserve">0.1069</w:t>
-            </w:r>
-          </w:p>
-        </w:tc>
-        <w:tc>
-          <w:tcPr>
-            <w:tcW w:w="1337" w:type="dxa"/>
-          </w:tcPr>
-          <w:p>
-            <w:pPr/>
-            <w:r>
-              <w:t xml:space="preserve">0.4444</w:t>
-            </w:r>
-          </w:p>
-        </w:tc>
-        <w:tc>
-          <w:tcPr>
-            <w:tcW w:w="1337" w:type="dxa"/>
-          </w:tcPr>
-          <w:p>
-            <w:pPr/>
-            <w:r>
-              <w:t xml:space="preserve">0.3965</w:t>
-            </w:r>
-          </w:p>
-        </w:tc>
-      </w:tr>
-      <w:tr>
-        <w:tc>
-          <w:tcPr>
-            <w:tcW w:w="1337" w:type="dxa"/>
-          </w:tcPr>
-          <w:p>
-            <w:pPr/>
-            <w:r>
-              <w:t xml:space="preserve">ONNX fp16, 2 графа</w:t>
-            </w:r>
-          </w:p>
-        </w:tc>
-        <w:tc>
-          <w:tcPr>
-            <w:tcW w:w="1337" w:type="dxa"/>
-          </w:tcPr>
-          <w:p>
-            <w:pPr/>
-            <w:r>
-              <w:t xml:space="preserve">0.4135</w:t>
-            </w:r>
-          </w:p>
-        </w:tc>
-        <w:tc>
-          <w:tcPr>
-            <w:tcW w:w="1337" w:type="dxa"/>
-          </w:tcPr>
-          <w:p>
-            <w:pPr/>
-            <w:r>
-              <w:t xml:space="preserve">0.7478</w:t>
-            </w:r>
-          </w:p>
-        </w:tc>
-        <w:tc>
-          <w:tcPr>
-            <w:tcW w:w="1337" w:type="dxa"/>
-          </w:tcPr>
-          <w:p>
-            <w:pPr/>
-            <w:r>
-              <w:t xml:space="preserve">0.4112</w:t>
-            </w:r>
-          </w:p>
-        </w:tc>
-        <w:tc>
-          <w:tcPr>
-            <w:tcW w:w="1337" w:type="dxa"/>
-          </w:tcPr>
-          <w:p>
-            <w:pPr/>
-            <w:r>
-              <w:t xml:space="preserve">0.0302</w:t>
-            </w:r>
-          </w:p>
-        </w:tc>
-        <w:tc>
-          <w:tcPr>
-            <w:tcW w:w="1337" w:type="dxa"/>
-          </w:tcPr>
-          <w:p>
-            <w:pPr/>
-            <w:r>
-              <w:t xml:space="preserve">0.4357</w:t>
-            </w:r>
-          </w:p>
-        </w:tc>
-        <w:tc>
-          <w:tcPr>
-            <w:tcW w:w="1337" w:type="dxa"/>
-          </w:tcPr>
-          <w:p>
-            <w:pPr/>
-            <w:r>
-              <w:t xml:space="preserve">0.3953</w:t>
-            </w:r>
-          </w:p>
-        </w:tc>
-      </w:tr>
-      <w:tr>
-        <w:tc>
-          <w:tcPr>
-            <w:tcW w:w="1337" w:type="dxa"/>
-          </w:tcPr>
-          <w:p>
-            <w:pPr/>
-            <w:r>
-              <w:t xml:space="preserve">ONNX fp32, 2 графа</w:t>
-            </w:r>
-          </w:p>
-        </w:tc>
-        <w:tc>
-          <w:tcPr>
-            <w:tcW w:w="1337" w:type="dxa"/>
-          </w:tcPr>
-          <w:p>
-            <w:pPr/>
-          </w:p>
-        </w:tc>
-        <w:tc>
-          <w:tcPr>
-            <w:tcW w:w="1337" w:type="dxa"/>
-          </w:tcPr>
-          <w:p>
-            <w:pPr/>
-          </w:p>
-        </w:tc>
-        <w:tc>
-          <w:tcPr>
-            <w:tcW w:w="1337" w:type="dxa"/>
-          </w:tcPr>
-          <w:p>
-            <w:pPr/>
-          </w:p>
-        </w:tc>
-        <w:tc>
-          <w:tcPr>
-            <w:tcW w:w="1337" w:type="dxa"/>
-          </w:tcPr>
-          <w:p>
-            <w:pPr/>
-          </w:p>
-        </w:tc>
-        <w:tc>
-          <w:tcPr>
-            <w:tcW w:w="1337" w:type="dxa"/>
-          </w:tcPr>
-          <w:p>
-            <w:pPr/>
-          </w:p>
-        </w:tc>
-        <w:tc>
-          <w:tcPr>
-            <w:tcW w:w="1337" w:type="dxa"/>
-          </w:tcPr>
-          <w:p>
-            <w:pPr/>
-          </w:p>
-        </w:tc>
-      </w:tr>
-    </w:tbl>
+        <w:t xml:space="preserve">Сравнивать строки можно только внутри одного чекпойнта: train2 и train7 — разные обучения одной архитектуры.</w:t>
+      </w:r>
+    </w:p>
     <w:p>
       <w:pPr/>
       <w:r>
@@ -2502,7 +3286,16 @@
         </w:numPr>
       </w:pPr>
       <w:r>
-        <w:t xml:space="preserve">Откуда хвост PyTorch (p95 91 мс при медиане 18 мс): нужен повторный прогон.</w:t>
+        <w:t xml:space="preserve">Не подтверждено, что один граф не падает на кадре без детекций (проверка </w:t>
+      </w:r>
+      <w:r>
+        <w:rPr>
+          <w:rStyle w:val="CodeChar"/>
+        </w:rPr>
+        <w:t xml:space="preserve">[verify] пустой кадр</w:t>
+      </w:r>
+      <w:r>
+        <w:t xml:space="preserve"> при экспорте).</w:t>
       </w:r>
     </w:p>
     <w:p>
@@ -2514,7 +3307,19 @@
         </w:numPr>
       </w:pPr>
       <w:r>
-        <w:t xml:space="preserve">Замеры на нодах 02/04 и базовая линия mmdet ещё не сделаны; какие GPU на этих нодах и какая версия драйвера.</w:t>
+        <w:t xml:space="preserve">Двухграфовая версия не перемерена на train7.</w:t>
+      </w:r>
+    </w:p>
+    <w:p>
+      <w:pPr>
+        <w:pStyle w:val="ListParagraph"/>
+        <w:numPr>
+          <w:ilvl w:val="0"/>
+          <w:numId w:val="6"/>
+        </w:numPr>
+      </w:pPr>
+      <w:r>
+        <w:t xml:space="preserve">Не сделаны замеры mmdet (прод) и YOLO12, а также прогоны на нодах 02/04.</w:t>
       </w:r>
     </w:p>
     <w:p>
